--- a/LLM_and_Enterprise_RAG_Bootcamp/Weekly_Projects/Week_01_Project_Solution.docx
+++ b/LLM_and_Enterprise_RAG_Bootcamp/Weekly_Projects/Week_01_Project_Solution.docx
@@ -12,7 +12,7 @@
           <w:color w:val="1E2761"/>
           <w:sz w:val="44"/>
         </w:rPr>
-        <w:t>Week 1 Project Brief — Reference Solution Sketch</w:t>
+        <w:t>Week 1 Project Brief: Reference Solution Sketch</w:t>
       </w:r>
     </w:p>
     <w:p>
@@ -512,7 +512,7 @@
           <w:color w:val="333333"/>
           <w:sz w:val="22"/>
         </w:rPr>
-        <w:t>Tag the submission commit 'week-XX-submit'.</w:t>
+        <w:t>Tag the submission commit 'week-01-submit'.</w:t>
       </w:r>
     </w:p>
     <w:p>
@@ -524,7 +524,7 @@
           <w:color w:val="333333"/>
           <w:sz w:val="22"/>
         </w:rPr>
-        <w:t>Post the repo link in the bootcamp Discord by Saturday 10 AM PST.</w:t>
+        <w:t>Post the repo link in the bootcamp Discord by Saturday 10 AM PT.</w:t>
       </w:r>
     </w:p>
     <w:p>
@@ -543,7 +543,7 @@
           <w:color w:val="333333"/>
           <w:sz w:val="22"/>
         </w:rPr>
-        <w:t>A clean reference solution emphasizes honest evaluation over polished UI. Skeletons for each deliverable are in the lab repo branch 'reference-week-XX'.</w:t>
+        <w:t>The reference keeps rag.py under 200 lines by composing five pure functions (load, chunk, embed, index, retrieve, generate) driven by one config dict. Chunks are 500 tokens with 50-token overlap, embedded with bge-small-en-v1.5, and stored in a flat FAISS inner-product index; 2,000 documents do not need ANN. The eval harness reads recall@8 as retrieval health and token-level F1 against gold answers as generation health, and the failure analysis traces each of the 5 worst answers back to whether the gold chunk was even retrieved.</w:t>
       </w:r>
     </w:p>
     <w:p>
@@ -553,7 +553,67 @@
           <w:color w:val="1E2761"/>
           <w:sz w:val="26"/>
         </w:rPr>
-        <w:t>Architecture</w:t>
+        <w:t>Implementation Outline</w:t>
+      </w:r>
+    </w:p>
+    <w:p>
+      <w:pPr>
+        <w:pStyle w:val="ListBullet"/>
+      </w:pPr>
+      <w:r>
+        <w:rPr>
+          <w:color w:val="333333"/>
+          <w:sz w:val="22"/>
+        </w:rPr>
+        <w:t>Normalize embeddings and use IndexFlatIP so similarity is exact cosine; persist the index plus a chunk-id-to-text map.</w:t>
+      </w:r>
+    </w:p>
+    <w:p>
+      <w:pPr>
+        <w:pStyle w:val="ListBullet"/>
+      </w:pPr>
+      <w:r>
+        <w:rPr>
+          <w:color w:val="333333"/>
+          <w:sz w:val="22"/>
+        </w:rPr>
+        <w:t>retrieve(query, k=8) embeds the query once and returns (chunk, score) pairs; generate() formats them into a numbered context block.</w:t>
+      </w:r>
+    </w:p>
+    <w:p>
+      <w:pPr>
+        <w:pStyle w:val="ListBullet"/>
+      </w:pPr>
+      <w:r>
+        <w:rPr>
+          <w:color w:val="333333"/>
+          <w:sz w:val="22"/>
+        </w:rPr>
+        <w:t>evals/run.py loads test_set.json, computes recall@8 and answer F1, and writes results.json with per-query rows.</w:t>
+      </w:r>
+    </w:p>
+    <w:p>
+      <w:pPr>
+        <w:pStyle w:val="ListBullet"/>
+      </w:pPr>
+      <w:r>
+        <w:rPr>
+          <w:color w:val="333333"/>
+          <w:sz w:val="22"/>
+        </w:rPr>
+        <w:t>Wrap retrieve and generate in time.perf_counter timers and report P50/P95 in the README for the bonus.</w:t>
+      </w:r>
+    </w:p>
+    <w:p>
+      <w:pPr>
+        <w:pStyle w:val="ListBullet"/>
+      </w:pPr>
+      <w:r>
+        <w:rPr>
+          <w:color w:val="333333"/>
+          <w:sz w:val="22"/>
+        </w:rPr>
+        <w:t>Classify each bad answer as a retrieval miss (gold chunk absent) or a generation miss (gold chunk present, wrong answer).</w:t>
       </w:r>
     </w:p>
     <w:p>
@@ -562,7 +622,7 @@
           <w:color w:val="333333"/>
           <w:sz w:val="22"/>
         </w:rPr>
-        <w:t>Built around the patterns introduced in week 1's class notes. Follow the recommended defaults; deviate only with measured justification.</w:t>
+        <w:t>Skeletons for each deliverable are in the lab repo branch 'reference-week-01'.</w:t>
       </w:r>
     </w:p>
     <w:p>
@@ -612,6 +672,7 @@
       </w:r>
     </w:p>
     <w:sectPr>
+      <w:footerReference w:type="default" r:id="rId9"/>
       <w:pgSz w:w="12240" w:h="15840"/>
       <w:pgMar w:top="1152" w:right="1296" w:bottom="1152" w:left="1296" w:header="720" w:footer="720" w:gutter="0"/>
       <w:cols w:space="720"/>
@@ -619,6 +680,25 @@
     </w:sectPr>
   </w:body>
 </w:document>
+</file>
+
+<file path=word/footer1.xml><?xml version="1.0" encoding="utf-8"?>
+<w:ftr xmlns:m="http://schemas.openxmlformats.org/officeDocument/2006/math" xmlns:mc="http://schemas.openxmlformats.org/markup-compatibility/2006" xmlns:mo="http://schemas.microsoft.com/office/mac/office/2008/main" xmlns:mv="urn:schemas-microsoft-com:mac:vml" xmlns:o="urn:schemas-microsoft-com:office:office" xmlns:r="http://schemas.openxmlformats.org/officeDocument/2006/relationships" xmlns:v="urn:schemas-microsoft-com:vml" xmlns:w10="urn:schemas-microsoft-com:office:word" xmlns:w14="http://schemas.microsoft.com/office/word/2010/wordml" xmlns:w="http://schemas.openxmlformats.org/wordprocessingml/2006/main" xmlns:wne="http://schemas.microsoft.com/office/word/2006/wordml" xmlns:wp14="http://schemas.microsoft.com/office/word/2010/wordprocessingDrawing" xmlns:wp="http://schemas.openxmlformats.org/drawingml/2006/wordprocessingDrawing" xmlns:wpc="http://schemas.microsoft.com/office/word/2010/wordprocessingCanvas" xmlns:wpg="http://schemas.microsoft.com/office/word/2010/wordprocessingGroup" xmlns:wpi="http://schemas.microsoft.com/office/word/2010/wordprocessingInk" xmlns:wps="http://schemas.microsoft.com/office/word/2010/wordprocessingShape" mc:Ignorable="w14 wp14">
+  <w:p>
+    <w:pPr>
+      <w:pStyle w:val="Footer"/>
+      <w:jc w:val="center"/>
+    </w:pPr>
+    <w:r>
+      <w:rPr>
+        <w:rFonts w:ascii="Calibri" w:hAnsi="Calibri"/>
+        <w:color w:val="333333"/>
+        <w:sz w:val="18"/>
+      </w:rPr>
+      <w:t>© 2026 Proxiant Academy | info@proxiant.com | proxiant.ai/training</w:t>
+    </w:r>
+  </w:p>
+</w:ftr>
 </file>
 
 <file path=word/numbering.xml><?xml version="1.0" encoding="utf-8"?>
